--- a/template/pROPOSAL/Form. 302.3 TEMPLATE.docx
+++ b/template/pROPOSAL/Form. 302.3 TEMPLATE.docx
@@ -193,20 +193,100 @@
                 <w:bCs/>
                 <w:lang w:val="id-ID"/>
               </w:rPr>
-              <w:t>: ${judul}</w:t>
-            </w:r>
-            <w:proofErr w:type="spellStart"/>
-            <w:proofErr w:type="spellEnd"/>
-            <w:proofErr w:type="spellStart"/>
-            <w:proofErr w:type="spellEnd"/>
-            <w:proofErr w:type="spellStart"/>
-            <w:proofErr w:type="spellEnd"/>
-            <w:proofErr w:type="spellStart"/>
-            <w:proofErr w:type="spellEnd"/>
-            <w:proofErr w:type="spellStart"/>
-            <w:proofErr w:type="spellEnd"/>
-            <w:proofErr w:type="spellStart"/>
-            <w:proofErr w:type="spellEnd"/>
+              <w:t>:</w:t>
+            </w:r>
+            <w:r>
+              <w:rPr>
+                <w:rFonts w:ascii="Segoe UI" w:hAnsi="Segoe UI" w:cs="Segoe UI"/>
+                <w:b/>
+                <w:bCs/>
+              </w:rPr>
+              <w:t xml:space="preserve"> </w:t>
+            </w:r>
+            <w:proofErr w:type="spellStart"/>
+            <w:r>
+              <w:rPr>
+                <w:rFonts w:ascii="Segoe UI" w:hAnsi="Segoe UI" w:cs="Segoe UI"/>
+              </w:rPr>
+              <w:t>${judul}</w:t>
+            </w:r>
+            <w:proofErr w:type="spellEnd"/>
+            <w:r>
+              <w:rPr>
+                <w:rFonts w:ascii="Segoe UI" w:hAnsi="Segoe UI" w:cs="Segoe UI"/>
+              </w:rPr>
+              <w:t xml:space="preserve"/>
+            </w:r>
+            <w:proofErr w:type="spellStart"/>
+            <w:r>
+              <w:rPr>
+                <w:rFonts w:ascii="Segoe UI" w:hAnsi="Segoe UI" w:cs="Segoe UI"/>
+              </w:rPr>
+              <w:t/>
+            </w:r>
+            <w:proofErr w:type="spellEnd"/>
+            <w:r>
+              <w:rPr>
+                <w:rFonts w:ascii="Segoe UI" w:hAnsi="Segoe UI" w:cs="Segoe UI"/>
+              </w:rPr>
+              <w:t xml:space="preserve"/>
+            </w:r>
+            <w:proofErr w:type="spellStart"/>
+            <w:r>
+              <w:rPr>
+                <w:rFonts w:ascii="Segoe UI" w:hAnsi="Segoe UI" w:cs="Segoe UI"/>
+              </w:rPr>
+              <w:t/>
+            </w:r>
+            <w:proofErr w:type="spellEnd"/>
+            <w:r>
+              <w:rPr>
+                <w:rFonts w:ascii="Segoe UI" w:hAnsi="Segoe UI" w:cs="Segoe UI"/>
+              </w:rPr>
+              <w:t xml:space="preserve"/>
+            </w:r>
+            <w:proofErr w:type="spellStart"/>
+            <w:r>
+              <w:rPr>
+                <w:rFonts w:ascii="Segoe UI" w:hAnsi="Segoe UI" w:cs="Segoe UI"/>
+              </w:rPr>
+              <w:t/>
+            </w:r>
+            <w:proofErr w:type="spellEnd"/>
+            <w:r>
+              <w:rPr>
+                <w:rFonts w:ascii="Segoe UI" w:hAnsi="Segoe UI" w:cs="Segoe UI"/>
+              </w:rPr>
+              <w:t xml:space="preserve"/>
+            </w:r>
+            <w:proofErr w:type="spellStart"/>
+            <w:r>
+              <w:rPr>
+                <w:rFonts w:ascii="Segoe UI" w:hAnsi="Segoe UI" w:cs="Segoe UI"/>
+              </w:rPr>
+              <w:t/>
+            </w:r>
+            <w:proofErr w:type="spellEnd"/>
+            <w:r>
+              <w:rPr>
+                <w:rFonts w:ascii="Segoe UI" w:hAnsi="Segoe UI" w:cs="Segoe UI"/>
+              </w:rPr>
+              <w:t xml:space="preserve"/>
+            </w:r>
+            <w:proofErr w:type="spellStart"/>
+            <w:r>
+              <w:rPr>
+                <w:rFonts w:ascii="Segoe UI" w:hAnsi="Segoe UI" w:cs="Segoe UI"/>
+              </w:rPr>
+              <w:t/>
+            </w:r>
+            <w:proofErr w:type="spellEnd"/>
+            <w:r>
+              <w:rPr>
+                <w:rFonts w:ascii="Segoe UI" w:hAnsi="Segoe UI" w:cs="Segoe UI"/>
+              </w:rPr>
+              <w:t xml:space="preserve"/>
+            </w:r>
           </w:p>
           <w:p>
             <w:pPr>
@@ -227,14 +307,50 @@
               <w:rPr>
                 <w:rFonts w:ascii="Segoe UI" w:hAnsi="Segoe UI" w:cs="Segoe UI"/>
               </w:rPr>
-              <w:t xml:space="preserve">${judul_lanjutan}</w:t>
-            </w:r>
-            <w:proofErr w:type="spellStart"/>
-            <w:proofErr w:type="spellEnd"/>
-            <w:proofErr w:type="spellStart"/>
-            <w:proofErr w:type="spellEnd"/>
-            <w:proofErr w:type="spellStart"/>
-            <w:proofErr w:type="spellEnd"/>
+              <w:t xml:space="preserve"/>
+            </w:r>
+            <w:proofErr w:type="spellStart"/>
+            <w:r>
+              <w:rPr>
+                <w:rFonts w:ascii="Segoe UI" w:hAnsi="Segoe UI" w:cs="Segoe UI"/>
+              </w:rPr>
+              <w:t/>
+            </w:r>
+            <w:proofErr w:type="spellEnd"/>
+            <w:r>
+              <w:rPr>
+                <w:rFonts w:ascii="Segoe UI" w:hAnsi="Segoe UI" w:cs="Segoe UI"/>
+              </w:rPr>
+              <w:t xml:space="preserve"/>
+            </w:r>
+            <w:proofErr w:type="spellStart"/>
+            <w:r>
+              <w:rPr>
+                <w:rFonts w:ascii="Segoe UI" w:hAnsi="Segoe UI" w:cs="Segoe UI"/>
+              </w:rPr>
+              <w:t/>
+            </w:r>
+            <w:proofErr w:type="spellEnd"/>
+            <w:r>
+              <w:rPr>
+                <w:rFonts w:ascii="Segoe UI" w:hAnsi="Segoe UI" w:cs="Segoe UI"/>
+              </w:rPr>
+              <w:t xml:space="preserve"/>
+            </w:r>
+            <w:proofErr w:type="spellStart"/>
+            <w:r>
+              <w:rPr>
+                <w:rFonts w:ascii="Segoe UI" w:hAnsi="Segoe UI" w:cs="Segoe UI"/>
+              </w:rPr>
+              <w:t/>
+            </w:r>
+            <w:proofErr w:type="spellEnd"/>
+            <w:r>
+              <w:rPr>
+                <w:rFonts w:ascii="Segoe UI" w:hAnsi="Segoe UI" w:cs="Segoe UI"/>
+              </w:rPr>
+              <w:t xml:space="preserve"/>
+            </w:r>
           </w:p>
         </w:tc>
       </w:tr>
@@ -329,11 +445,39 @@
                 <w:szCs w:val="23"/>
                 <w:lang w:val="id-ID"/>
               </w:rPr>
-              <w:t>: ${nama_mhs}</w:t>
-            </w:r>
-            <w:proofErr w:type="spellStart"/>
-            <w:proofErr w:type="spellEnd"/>
-            <w:proofErr w:type="spellStart"/>
+              <w:t>:</w:t>
+            </w:r>
+            <w:r>
+              <w:rPr>
+                <w:rFonts w:ascii="Cambria" w:hAnsi="Cambria"/>
+                <w:b/>
+                <w:bCs/>
+                <w:sz w:val="23"/>
+                <w:szCs w:val="23"/>
+              </w:rPr>
+              <w:t xml:space="preserve"> </w:t>
+            </w:r>
+            <w:proofErr w:type="spellStart"/>
+            <w:r>
+              <w:rPr>
+                <w:rFonts w:ascii="Segoe UI" w:hAnsi="Segoe UI" w:cs="Segoe UI"/>
+              </w:rPr>
+              <w:t>${nama_mhs}</w:t>
+            </w:r>
+            <w:proofErr w:type="spellEnd"/>
+            <w:r>
+              <w:rPr>
+                <w:rFonts w:ascii="Segoe UI" w:hAnsi="Segoe UI" w:cs="Segoe UI"/>
+              </w:rPr>
+              <w:t xml:space="preserve"/>
+            </w:r>
+            <w:proofErr w:type="spellStart"/>
+            <w:r>
+              <w:rPr>
+                <w:rFonts w:ascii="Segoe UI" w:hAnsi="Segoe UI" w:cs="Segoe UI"/>
+              </w:rPr>
+              <w:t/>
+            </w:r>
             <w:proofErr w:type="spellEnd"/>
           </w:p>
         </w:tc>
@@ -463,10 +607,38 @@
                 <w:szCs w:val="23"/>
                 <w:lang w:val="id-ID"/>
               </w:rPr>
-              <w:t>: ${pembimbing_utama}</w:t>
-            </w:r>
-            <w:proofErr w:type="spellStart"/>
-            <w:proofErr w:type="spellEnd"/>
+              <w:t>:</w:t>
+            </w:r>
+            <w:r>
+              <w:rPr>
+                <w:rFonts w:ascii="Cambria" w:hAnsi="Cambria"/>
+                <w:b/>
+                <w:bCs/>
+                <w:sz w:val="23"/>
+                <w:szCs w:val="23"/>
+              </w:rPr>
+              <w:t xml:space="preserve"> </w:t>
+            </w:r>
+            <w:r>
+              <w:rPr>
+                <w:rFonts w:ascii="Segoe UI" w:hAnsi="Segoe UI" w:cs="Segoe UI"/>
+              </w:rPr>
+              <w:t xml:space="preserve">${pembimbing_utama}</w:t>
+            </w:r>
+            <w:proofErr w:type="spellStart"/>
+            <w:r>
+              <w:rPr>
+                <w:rFonts w:ascii="Segoe UI" w:hAnsi="Segoe UI" w:cs="Segoe UI"/>
+              </w:rPr>
+              <w:t/>
+            </w:r>
+            <w:proofErr w:type="spellEnd"/>
+            <w:r>
+              <w:rPr>
+                <w:rFonts w:ascii="Segoe UI" w:hAnsi="Segoe UI" w:cs="Segoe UI"/>
+              </w:rPr>
+              <w:t/>
+            </w:r>
           </w:p>
         </w:tc>
       </w:tr>
@@ -597,10 +769,38 @@
                 <w:szCs w:val="23"/>
                 <w:lang w:val="id-ID"/>
               </w:rPr>
-              <w:t>: ${pembimbing_1}</w:t>
-            </w:r>
-            <w:proofErr w:type="spellStart"/>
-            <w:proofErr w:type="spellEnd"/>
+              <w:t>:</w:t>
+            </w:r>
+            <w:r>
+              <w:rPr>
+                <w:rFonts w:ascii="Cambria" w:hAnsi="Cambria"/>
+                <w:b/>
+                <w:bCs/>
+                <w:sz w:val="23"/>
+                <w:szCs w:val="23"/>
+              </w:rPr>
+              <w:t xml:space="preserve"> </w:t>
+            </w:r>
+            <w:r>
+              <w:rPr>
+                <w:rFonts w:ascii="Segoe UI" w:hAnsi="Segoe UI" w:cs="Segoe UI"/>
+              </w:rPr>
+              <w:t xml:space="preserve">${pembimbing_1}</w:t>
+            </w:r>
+            <w:proofErr w:type="spellStart"/>
+            <w:r>
+              <w:rPr>
+                <w:rFonts w:ascii="Segoe UI" w:hAnsi="Segoe UI" w:cs="Segoe UI"/>
+              </w:rPr>
+              <w:t/>
+            </w:r>
+            <w:proofErr w:type="spellEnd"/>
+            <w:r>
+              <w:rPr>
+                <w:rFonts w:ascii="Segoe UI" w:hAnsi="Segoe UI" w:cs="Segoe UI"/>
+              </w:rPr>
+              <w:t xml:space="preserve"/>
+            </w:r>
           </w:p>
         </w:tc>
       </w:tr>
@@ -717,7 +917,17 @@
                 <w:szCs w:val="23"/>
                 <w:lang w:val="id-ID"/>
               </w:rPr>
-              <w:t>: ${pembimbing_2}</w:t>
+              <w:t>:</w:t>
+            </w:r>
+            <w:r>
+              <w:rPr>
+                <w:rFonts w:ascii="Cambria" w:hAnsi="Cambria"/>
+                <w:b/>
+                <w:bCs/>
+                <w:sz w:val="23"/>
+                <w:szCs w:val="23"/>
+              </w:rPr>
+              <w:t xml:space="preserve"> ${pembimbing_2}</w:t>
             </w:r>
           </w:p>
         </w:tc>
@@ -791,12 +1001,73 @@
                 <w:sz w:val="23"/>
                 <w:szCs w:val="23"/>
               </w:rPr>
-              <w:t>: ${rata_nilai}</w:t>
-            </w:r>
-            <w:proofErr w:type="spellStart"/>
-            <w:proofErr w:type="spellEnd"/>
-            <w:proofErr w:type="spellStart"/>
-            <w:proofErr w:type="spellEnd"/>
+              <w:t>:</w:t>
+            </w:r>
+            <w:r>
+              <w:rPr>
+                <w:rFonts w:ascii="Cambria" w:hAnsi="Cambria"/>
+                <w:b/>
+                <w:bCs/>
+                <w:sz w:val="23"/>
+                <w:szCs w:val="23"/>
+                <w:lang w:val="id-ID"/>
+              </w:rPr>
+              <w:t xml:space="preserve"> ${rata_nilai}</w:t>
+            </w:r>
+            <w:r>
+              <w:rPr>
+                <w:rFonts w:ascii="Cambria" w:hAnsi="Cambria"/>
+                <w:b/>
+                <w:bCs/>
+                <w:sz w:val="23"/>
+                <w:szCs w:val="23"/>
+              </w:rPr>
+              <w:t xml:space="preserve"/>
+            </w:r>
+            <w:proofErr w:type="spellStart"/>
+            <w:r>
+              <w:rPr>
+                <w:rFonts w:ascii="Cambria" w:hAnsi="Cambria"/>
+                <w:b/>
+                <w:bCs/>
+                <w:sz w:val="23"/>
+                <w:szCs w:val="23"/>
+              </w:rPr>
+              <w:t/>
+            </w:r>
+            <w:proofErr w:type="spellEnd"/>
+            <w:r>
+              <w:rPr>
+                <w:rFonts w:ascii="Cambria" w:hAnsi="Cambria"/>
+                <w:b/>
+                <w:bCs/>
+                <w:sz w:val="23"/>
+                <w:szCs w:val="23"/>
+              </w:rPr>
+              <w:t xml:space="preserve"/>
+            </w:r>
+            <w:proofErr w:type="spellStart"/>
+            <w:r>
+              <w:rPr>
+                <w:rFonts w:ascii="Cambria" w:hAnsi="Cambria"/>
+                <w:b/>
+                <w:bCs/>
+                <w:sz w:val="23"/>
+                <w:szCs w:val="23"/>
+              </w:rPr>
+              <w:t/>
+            </w:r>
+            <w:proofErr w:type="spellEnd"/>
+            <w:r>
+              <w:rPr>
+                <w:rFonts w:ascii="Cambria" w:hAnsi="Cambria"/>
+                <w:b/>
+                <w:bCs/>
+                <w:sz w:val="23"/>
+                <w:szCs w:val="23"/>
+              </w:rPr>
+              <w:t xml:space="preserve"/>
+            </w:r>
           </w:p>
         </w:tc>
       </w:tr>
@@ -4057,31 +4328,265 @@
               <w:t xml:space="preserve">${catatan}</w:t>
             </w:r>
             <w:proofErr w:type="spellStart"/>
-            <w:proofErr w:type="spellEnd"/>
-            <w:proofErr w:type="spellStart"/>
-            <w:proofErr w:type="spellEnd"/>
-            <w:proofErr w:type="spellStart"/>
-            <w:proofErr w:type="spellEnd"/>
-            <w:proofErr w:type="spellStart"/>
-            <w:proofErr w:type="spellEnd"/>
-            <w:proofErr w:type="spellStart"/>
-            <w:proofErr w:type="spellEnd"/>
-            <w:proofErr w:type="spellStart"/>
-            <w:proofErr w:type="spellEnd"/>
-            <w:proofErr w:type="spellStart"/>
-            <w:proofErr w:type="spellEnd"/>
-            <w:proofErr w:type="spellStart"/>
-            <w:proofErr w:type="spellEnd"/>
-            <w:proofErr w:type="spellStart"/>
-            <w:proofErr w:type="spellEnd"/>
-            <w:proofErr w:type="spellStart"/>
-            <w:proofErr w:type="spellEnd"/>
-            <w:proofErr w:type="spellStart"/>
-            <w:proofErr w:type="spellEnd"/>
-            <w:proofErr w:type="spellStart"/>
-            <w:proofErr w:type="spellEnd"/>
-            <w:proofErr w:type="spellStart"/>
-            <w:proofErr w:type="spellEnd"/>
+            <w:r>
+              <w:rPr>
+                <w:rFonts w:ascii="Cambria" w:hAnsi="Cambria" w:cs="Cambria"/>
+                <w:bCs/>
+                <w:sz w:val="22"/>
+                <w:szCs w:val="22"/>
+              </w:rPr>
+              <w:t/>
+            </w:r>
+            <w:proofErr w:type="spellEnd"/>
+            <w:r>
+              <w:rPr>
+                <w:rFonts w:ascii="Cambria" w:hAnsi="Cambria" w:cs="Cambria"/>
+                <w:bCs/>
+                <w:sz w:val="22"/>
+                <w:szCs w:val="22"/>
+              </w:rPr>
+              <w:t xml:space="preserve"/>
+            </w:r>
+            <w:proofErr w:type="spellStart"/>
+            <w:r>
+              <w:rPr>
+                <w:rFonts w:ascii="Cambria" w:hAnsi="Cambria" w:cs="Cambria"/>
+                <w:bCs/>
+                <w:sz w:val="22"/>
+                <w:szCs w:val="22"/>
+              </w:rPr>
+              <w:t/>
+            </w:r>
+            <w:proofErr w:type="spellEnd"/>
+            <w:r>
+              <w:rPr>
+                <w:rFonts w:ascii="Cambria" w:hAnsi="Cambria" w:cs="Cambria"/>
+                <w:bCs/>
+                <w:sz w:val="22"/>
+                <w:szCs w:val="22"/>
+              </w:rPr>
+              <w:t xml:space="preserve"/>
+            </w:r>
+            <w:proofErr w:type="spellStart"/>
+            <w:r>
+              <w:rPr>
+                <w:rFonts w:ascii="Cambria" w:hAnsi="Cambria" w:cs="Cambria"/>
+                <w:bCs/>
+                <w:sz w:val="22"/>
+                <w:szCs w:val="22"/>
+              </w:rPr>
+              <w:t/>
+            </w:r>
+            <w:proofErr w:type="spellEnd"/>
+            <w:r>
+              <w:rPr>
+                <w:rFonts w:ascii="Cambria" w:hAnsi="Cambria" w:cs="Cambria"/>
+                <w:bCs/>
+                <w:sz w:val="22"/>
+                <w:szCs w:val="22"/>
+              </w:rPr>
+              <w:t xml:space="preserve"/>
+            </w:r>
+            <w:proofErr w:type="spellStart"/>
+            <w:r>
+              <w:rPr>
+                <w:rFonts w:ascii="Cambria" w:hAnsi="Cambria" w:cs="Cambria"/>
+                <w:bCs/>
+                <w:sz w:val="22"/>
+                <w:szCs w:val="22"/>
+              </w:rPr>
+              <w:t/>
+            </w:r>
+            <w:proofErr w:type="spellEnd"/>
+            <w:r>
+              <w:rPr>
+                <w:rFonts w:ascii="Cambria" w:hAnsi="Cambria" w:cs="Cambria"/>
+                <w:bCs/>
+                <w:sz w:val="22"/>
+                <w:szCs w:val="22"/>
+              </w:rPr>
+              <w:t xml:space="preserve"/>
+            </w:r>
+            <w:proofErr w:type="spellStart"/>
+            <w:r>
+              <w:rPr>
+                <w:rFonts w:ascii="Cambria" w:hAnsi="Cambria" w:cs="Cambria"/>
+                <w:bCs/>
+                <w:sz w:val="22"/>
+                <w:szCs w:val="22"/>
+              </w:rPr>
+              <w:t/>
+            </w:r>
+            <w:proofErr w:type="spellEnd"/>
+            <w:r>
+              <w:rPr>
+                <w:rFonts w:ascii="Cambria" w:hAnsi="Cambria" w:cs="Cambria"/>
+                <w:bCs/>
+                <w:sz w:val="22"/>
+                <w:szCs w:val="22"/>
+              </w:rPr>
+              <w:t xml:space="preserve"/>
+            </w:r>
+            <w:proofErr w:type="spellStart"/>
+            <w:r>
+              <w:rPr>
+                <w:rFonts w:ascii="Cambria" w:hAnsi="Cambria" w:cs="Cambria"/>
+                <w:bCs/>
+                <w:sz w:val="22"/>
+                <w:szCs w:val="22"/>
+              </w:rPr>
+              <w:t/>
+            </w:r>
+            <w:proofErr w:type="spellEnd"/>
+            <w:r>
+              <w:rPr>
+                <w:rFonts w:ascii="Cambria" w:hAnsi="Cambria" w:cs="Cambria"/>
+                <w:bCs/>
+                <w:sz w:val="22"/>
+                <w:szCs w:val="22"/>
+              </w:rPr>
+              <w:t xml:space="preserve"/>
+            </w:r>
+            <w:proofErr w:type="spellStart"/>
+            <w:r>
+              <w:rPr>
+                <w:rFonts w:ascii="Cambria" w:hAnsi="Cambria" w:cs="Cambria"/>
+                <w:bCs/>
+                <w:sz w:val="22"/>
+                <w:szCs w:val="22"/>
+              </w:rPr>
+              <w:t/>
+            </w:r>
+            <w:proofErr w:type="spellEnd"/>
+            <w:r>
+              <w:rPr>
+                <w:rFonts w:ascii="Cambria" w:hAnsi="Cambria" w:cs="Cambria"/>
+                <w:bCs/>
+                <w:sz w:val="22"/>
+                <w:szCs w:val="22"/>
+              </w:rPr>
+              <w:t xml:space="preserve"/>
+            </w:r>
+            <w:proofErr w:type="spellStart"/>
+            <w:r>
+              <w:rPr>
+                <w:rFonts w:ascii="Cambria" w:hAnsi="Cambria" w:cs="Cambria"/>
+                <w:bCs/>
+                <w:sz w:val="22"/>
+                <w:szCs w:val="22"/>
+              </w:rPr>
+              <w:t/>
+            </w:r>
+            <w:proofErr w:type="spellEnd"/>
+            <w:r>
+              <w:rPr>
+                <w:rFonts w:ascii="Cambria" w:hAnsi="Cambria" w:cs="Cambria"/>
+                <w:bCs/>
+                <w:sz w:val="22"/>
+                <w:szCs w:val="22"/>
+              </w:rPr>
+              <w:t xml:space="preserve"/>
+            </w:r>
+            <w:proofErr w:type="spellStart"/>
+            <w:r>
+              <w:rPr>
+                <w:rFonts w:ascii="Cambria" w:hAnsi="Cambria" w:cs="Cambria"/>
+                <w:bCs/>
+                <w:sz w:val="22"/>
+                <w:szCs w:val="22"/>
+              </w:rPr>
+              <w:t/>
+            </w:r>
+            <w:proofErr w:type="spellEnd"/>
+            <w:r>
+              <w:rPr>
+                <w:rFonts w:ascii="Cambria" w:hAnsi="Cambria" w:cs="Cambria"/>
+                <w:bCs/>
+                <w:sz w:val="22"/>
+                <w:szCs w:val="22"/>
+              </w:rPr>
+              <w:t xml:space="preserve"/>
+            </w:r>
+            <w:proofErr w:type="spellStart"/>
+            <w:r>
+              <w:rPr>
+                <w:rFonts w:ascii="Cambria" w:hAnsi="Cambria" w:cs="Cambria"/>
+                <w:bCs/>
+                <w:sz w:val="22"/>
+                <w:szCs w:val="22"/>
+              </w:rPr>
+              <w:t/>
+            </w:r>
+            <w:proofErr w:type="spellEnd"/>
+            <w:r>
+              <w:rPr>
+                <w:rFonts w:ascii="Cambria" w:hAnsi="Cambria" w:cs="Cambria"/>
+                <w:bCs/>
+                <w:sz w:val="22"/>
+                <w:szCs w:val="22"/>
+              </w:rPr>
+              <w:t xml:space="preserve"/>
+            </w:r>
+            <w:proofErr w:type="spellStart"/>
+            <w:r>
+              <w:rPr>
+                <w:rFonts w:ascii="Cambria" w:hAnsi="Cambria" w:cs="Cambria"/>
+                <w:bCs/>
+                <w:sz w:val="22"/>
+                <w:szCs w:val="22"/>
+              </w:rPr>
+              <w:t/>
+            </w:r>
+            <w:proofErr w:type="spellEnd"/>
+            <w:r>
+              <w:rPr>
+                <w:rFonts w:ascii="Cambria" w:hAnsi="Cambria" w:cs="Cambria"/>
+                <w:bCs/>
+                <w:sz w:val="22"/>
+                <w:szCs w:val="22"/>
+              </w:rPr>
+              <w:t xml:space="preserve"/>
+            </w:r>
+            <w:proofErr w:type="spellStart"/>
+            <w:r>
+              <w:rPr>
+                <w:rFonts w:ascii="Cambria" w:hAnsi="Cambria" w:cs="Cambria"/>
+                <w:bCs/>
+                <w:sz w:val="22"/>
+                <w:szCs w:val="22"/>
+              </w:rPr>
+              <w:t/>
+            </w:r>
+            <w:proofErr w:type="spellEnd"/>
+            <w:r>
+              <w:rPr>
+                <w:rFonts w:ascii="Cambria" w:hAnsi="Cambria" w:cs="Cambria"/>
+                <w:bCs/>
+                <w:sz w:val="22"/>
+                <w:szCs w:val="22"/>
+              </w:rPr>
+              <w:t xml:space="preserve"/>
+            </w:r>
+            <w:proofErr w:type="spellStart"/>
+            <w:r>
+              <w:rPr>
+                <w:rFonts w:ascii="Cambria" w:hAnsi="Cambria" w:cs="Cambria"/>
+                <w:bCs/>
+                <w:sz w:val="22"/>
+                <w:szCs w:val="22"/>
+              </w:rPr>
+              <w:t/>
+            </w:r>
+            <w:proofErr w:type="spellEnd"/>
+            <w:r>
+              <w:rPr>
+                <w:rFonts w:ascii="Cambria" w:hAnsi="Cambria" w:cs="Cambria"/>
+                <w:bCs/>
+                <w:sz w:val="22"/>
+                <w:szCs w:val="22"/>
+              </w:rPr>
+              <w:t xml:space="preserve"/>
+            </w:r>
           </w:p>
           <w:p>
             <w:pPr>
@@ -4103,49 +4608,230 @@
                 <w:sz w:val="22"/>
                 <w:szCs w:val="22"/>
               </w:rPr>
-              <w:t xml:space="preserve">${catatan_lanjutan}</w:t>
-            </w:r>
-            <w:proofErr w:type="spellStart"/>
-            <w:proofErr w:type="spellEnd"/>
-            <w:proofErr w:type="spellStart"/>
-            <w:proofErr w:type="spellEnd"/>
-            <w:proofErr w:type="spellStart"/>
-            <w:proofErr w:type="spellEnd"/>
-            <w:proofErr w:type="spellStart"/>
-            <w:proofErr w:type="spellEnd"/>
-            <w:proofErr w:type="spellStart"/>
-            <w:proofErr w:type="spellEnd"/>
-          </w:p>
-          <w:p>
-            <w:pPr>
-              <w:spacing w:after="0" w:line="240" w:lineRule="auto"/>
-              <w:rPr>
-                <w:rFonts w:ascii="Cambria" w:hAnsi="Cambria"/>
-                <w:b/>
-                <w:szCs w:val="24"/>
-              </w:rPr>
-            </w:pPr>
+              <w:t xml:space="preserve"/>
+            </w:r>
             <w:proofErr w:type="spellStart"/>
             <w:r>
               <w:rPr>
                 <w:rFonts w:ascii="Cambria" w:hAnsi="Cambria" w:cs="Cambria"/>
                 <w:bCs/>
-              </w:rPr>
-              <w:t>${catatan_lanjutan2}</w:t>
-            </w:r>
-            <w:proofErr w:type="spellEnd"/>
-            <w:proofErr w:type="spellStart"/>
-            <w:proofErr w:type="spellEnd"/>
-            <w:proofErr w:type="spellStart"/>
-            <w:proofErr w:type="spellEnd"/>
-            <w:proofErr w:type="spellStart"/>
-            <w:proofErr w:type="spellEnd"/>
-            <w:proofErr w:type="spellStart"/>
-            <w:proofErr w:type="spellEnd"/>
-            <w:proofErr w:type="spellStart"/>
-            <w:proofErr w:type="spellEnd"/>
-            <w:proofErr w:type="spellStart"/>
-            <w:proofErr w:type="spellEnd"/>
+                <w:sz w:val="22"/>
+                <w:szCs w:val="22"/>
+              </w:rPr>
+              <w:t/>
+            </w:r>
+            <w:proofErr w:type="spellEnd"/>
+            <w:r>
+              <w:rPr>
+                <w:rFonts w:ascii="Cambria" w:hAnsi="Cambria" w:cs="Cambria"/>
+                <w:bCs/>
+                <w:sz w:val="22"/>
+                <w:szCs w:val="22"/>
+              </w:rPr>
+              <w:t xml:space="preserve"/>
+            </w:r>
+            <w:proofErr w:type="spellStart"/>
+            <w:r>
+              <w:rPr>
+                <w:rFonts w:ascii="Cambria" w:hAnsi="Cambria" w:cs="Cambria"/>
+                <w:bCs/>
+                <w:sz w:val="22"/>
+                <w:szCs w:val="22"/>
+              </w:rPr>
+              <w:t/>
+            </w:r>
+            <w:proofErr w:type="spellEnd"/>
+            <w:r>
+              <w:rPr>
+                <w:rFonts w:ascii="Cambria" w:hAnsi="Cambria" w:cs="Cambria"/>
+                <w:bCs/>
+                <w:sz w:val="22"/>
+                <w:szCs w:val="22"/>
+              </w:rPr>
+              <w:t xml:space="preserve"/>
+            </w:r>
+            <w:proofErr w:type="spellStart"/>
+            <w:r>
+              <w:rPr>
+                <w:rFonts w:ascii="Cambria" w:hAnsi="Cambria" w:cs="Cambria"/>
+                <w:bCs/>
+                <w:sz w:val="22"/>
+                <w:szCs w:val="22"/>
+              </w:rPr>
+              <w:t/>
+            </w:r>
+            <w:proofErr w:type="spellEnd"/>
+            <w:r>
+              <w:rPr>
+                <w:rFonts w:ascii="Cambria" w:hAnsi="Cambria" w:cs="Cambria"/>
+                <w:bCs/>
+                <w:sz w:val="22"/>
+                <w:szCs w:val="22"/>
+              </w:rPr>
+              <w:t xml:space="preserve"/>
+            </w:r>
+            <w:proofErr w:type="spellStart"/>
+            <w:r>
+              <w:rPr>
+                <w:rFonts w:ascii="Cambria" w:hAnsi="Cambria" w:cs="Cambria"/>
+                <w:bCs/>
+                <w:sz w:val="22"/>
+                <w:szCs w:val="22"/>
+              </w:rPr>
+              <w:t/>
+            </w:r>
+            <w:proofErr w:type="spellEnd"/>
+            <w:r>
+              <w:rPr>
+                <w:rFonts w:ascii="Cambria" w:hAnsi="Cambria" w:cs="Cambria"/>
+                <w:bCs/>
+                <w:sz w:val="22"/>
+                <w:szCs w:val="22"/>
+              </w:rPr>
+              <w:t xml:space="preserve"/>
+            </w:r>
+            <w:proofErr w:type="spellStart"/>
+            <w:r>
+              <w:rPr>
+                <w:rFonts w:ascii="Cambria" w:hAnsi="Cambria" w:cs="Cambria"/>
+                <w:bCs/>
+                <w:sz w:val="22"/>
+                <w:szCs w:val="22"/>
+              </w:rPr>
+              <w:t/>
+            </w:r>
+            <w:proofErr w:type="spellEnd"/>
+            <w:r>
+              <w:rPr>
+                <w:rFonts w:ascii="Cambria" w:hAnsi="Cambria" w:cs="Cambria"/>
+                <w:bCs/>
+                <w:sz w:val="22"/>
+                <w:szCs w:val="22"/>
+              </w:rPr>
+              <w:t xml:space="preserve"/>
+            </w:r>
+          </w:p>
+          <w:p>
+            <w:pPr>
+              <w:spacing w:after="0" w:line="240" w:lineRule="auto"/>
+              <w:rPr>
+                <w:rFonts w:ascii="Cambria" w:hAnsi="Cambria"/>
+                <w:b/>
+                <w:szCs w:val="24"/>
+              </w:rPr>
+            </w:pPr>
+            <w:proofErr w:type="spellStart"/>
+            <w:r>
+              <w:rPr>
+                <w:rFonts w:ascii="Cambria" w:hAnsi="Cambria" w:cs="Cambria"/>
+                <w:bCs/>
+              </w:rPr>
+              <w:t/>
+            </w:r>
+            <w:proofErr w:type="spellEnd"/>
+            <w:r>
+              <w:rPr>
+                <w:rFonts w:ascii="Cambria" w:hAnsi="Cambria" w:cs="Cambria"/>
+                <w:bCs/>
+              </w:rPr>
+              <w:t xml:space="preserve"/>
+            </w:r>
+            <w:proofErr w:type="spellStart"/>
+            <w:r>
+              <w:rPr>
+                <w:rFonts w:ascii="Cambria" w:hAnsi="Cambria" w:cs="Cambria"/>
+                <w:bCs/>
+              </w:rPr>
+              <w:t/>
+            </w:r>
+            <w:proofErr w:type="spellEnd"/>
+            <w:r>
+              <w:rPr>
+                <w:rFonts w:ascii="Cambria" w:hAnsi="Cambria" w:cs="Cambria"/>
+                <w:bCs/>
+              </w:rPr>
+              <w:t xml:space="preserve"/>
+            </w:r>
+            <w:proofErr w:type="spellStart"/>
+            <w:r>
+              <w:rPr>
+                <w:rFonts w:ascii="Cambria" w:hAnsi="Cambria" w:cs="Cambria"/>
+                <w:bCs/>
+              </w:rPr>
+              <w:t/>
+            </w:r>
+            <w:proofErr w:type="spellEnd"/>
+            <w:r>
+              <w:rPr>
+                <w:rFonts w:ascii="Cambria" w:hAnsi="Cambria" w:cs="Cambria"/>
+                <w:bCs/>
+              </w:rPr>
+              <w:t xml:space="preserve"/>
+            </w:r>
+            <w:proofErr w:type="spellStart"/>
+            <w:r>
+              <w:rPr>
+                <w:rFonts w:ascii="Cambria" w:hAnsi="Cambria" w:cs="Cambria"/>
+                <w:bCs/>
+              </w:rPr>
+              <w:t/>
+            </w:r>
+            <w:proofErr w:type="spellEnd"/>
+            <w:r>
+              <w:rPr>
+                <w:rFonts w:ascii="Cambria" w:hAnsi="Cambria" w:cs="Cambria"/>
+                <w:bCs/>
+              </w:rPr>
+              <w:t xml:space="preserve"/>
+            </w:r>
+            <w:proofErr w:type="spellStart"/>
+            <w:r>
+              <w:rPr>
+                <w:rFonts w:ascii="Cambria" w:hAnsi="Cambria" w:cs="Cambria"/>
+                <w:bCs/>
+              </w:rPr>
+              <w:t/>
+            </w:r>
+            <w:proofErr w:type="spellEnd"/>
+            <w:r>
+              <w:rPr>
+                <w:rFonts w:ascii="Cambria" w:hAnsi="Cambria" w:cs="Cambria"/>
+                <w:bCs/>
+              </w:rPr>
+              <w:t xml:space="preserve"/>
+            </w:r>
+            <w:proofErr w:type="spellStart"/>
+            <w:r>
+              <w:rPr>
+                <w:rFonts w:ascii="Cambria" w:hAnsi="Cambria" w:cs="Cambria"/>
+                <w:bCs/>
+              </w:rPr>
+              <w:t/>
+            </w:r>
+            <w:proofErr w:type="spellEnd"/>
+            <w:r>
+              <w:rPr>
+                <w:rFonts w:ascii="Cambria" w:hAnsi="Cambria" w:cs="Cambria"/>
+                <w:bCs/>
+              </w:rPr>
+              <w:t xml:space="preserve"/>
+            </w:r>
+            <w:proofErr w:type="spellStart"/>
+            <w:r>
+              <w:rPr>
+                <w:rFonts w:ascii="Cambria" w:hAnsi="Cambria" w:cs="Cambria"/>
+                <w:bCs/>
+              </w:rPr>
+              <w:t/>
+            </w:r>
+            <w:proofErr w:type="spellEnd"/>
+            <w:r>
+              <w:rPr>
+                <w:rFonts w:ascii="Cambria" w:hAnsi="Cambria" w:cs="Cambria"/>
+                <w:bCs/>
+              </w:rPr>
+              <w:t/>
+            </w:r>
           </w:p>
         </w:tc>
         <w:tc>
@@ -4187,31 +4873,58 @@
                 <w:bCs/>
                 <w:szCs w:val="24"/>
               </w:rPr>
-              <w:t>Tanggal penilaian: ${tanggal}</w:t>
-            </w:r>
-            <w:proofErr w:type="spellEnd"/>
-            <w:proofErr w:type="spellStart"/>
-            <w:proofErr w:type="spellEnd"/>
-          </w:p>
-          <w:p>
-            <w:pPr>
-              <w:spacing w:after="0" w:line="240" w:lineRule="auto"/>
-              <w:rPr>
-                <w:rFonts w:ascii="Cambria" w:hAnsi="Cambria"/>
-                <w:b/>
-                <w:bCs/>
-                <w:szCs w:val="24"/>
-              </w:rPr>
-            </w:pPr>
-            <w:proofErr w:type="spellStart"/>
-            <w:r>
-              <w:rPr>
-                <w:rFonts w:ascii="Cambria" w:hAnsi="Cambria"/>
-                <w:b/>
-                <w:bCs/>
-                <w:szCs w:val="24"/>
-              </w:rPr>
-              <w:t>Penilai: ${penilai}</w:t>
+              <w:t>Tanggal</w:t>
+            </w:r>
+            <w:proofErr w:type="spellEnd"/>
+            <w:r>
+              <w:rPr>
+                <w:rFonts w:ascii="Cambria" w:hAnsi="Cambria"/>
+                <w:b/>
+                <w:bCs/>
+                <w:szCs w:val="24"/>
+              </w:rPr>
+              <w:t xml:space="preserve"> </w:t>
+            </w:r>
+            <w:proofErr w:type="spellStart"/>
+            <w:r>
+              <w:rPr>
+                <w:rFonts w:ascii="Cambria" w:hAnsi="Cambria"/>
+                <w:b/>
+                <w:bCs/>
+                <w:szCs w:val="24"/>
+              </w:rPr>
+              <w:t>penilaian</w:t>
+            </w:r>
+            <w:proofErr w:type="spellEnd"/>
+            <w:r>
+              <w:rPr>
+                <w:rFonts w:ascii="Cambria" w:hAnsi="Cambria"/>
+                <w:b/>
+                <w:bCs/>
+                <w:szCs w:val="24"/>
+              </w:rPr>
+              <w:t xml:space="preserve">: </w:t>
+            </w:r>
+          </w:p>
+          <w:p>
+            <w:pPr>
+              <w:spacing w:after="0" w:line="240" w:lineRule="auto"/>
+              <w:rPr>
+                <w:rFonts w:ascii="Cambria" w:hAnsi="Cambria"/>
+                <w:b/>
+                <w:bCs/>
+                <w:szCs w:val="24"/>
+              </w:rPr>
+            </w:pPr>
+            <w:proofErr w:type="spellStart"/>
+            <w:r>
+              <w:rPr>
+                <w:rFonts w:ascii="Cambria" w:hAnsi="Cambria"/>
+                <w:b/>
+                <w:bCs/>
+                <w:szCs w:val="24"/>
+              </w:rPr>
+              <w:t>Penilai</w:t>
             </w:r>
             <w:proofErr w:type="spellEnd"/>
           </w:p>
@@ -4270,27 +4983,27 @@
                 <w:sz w:val="20"/>
                 <w:szCs w:val="24"/>
               </w:rPr>
-              <w:t>${ttd}</w:t>
-            </w:r>
-          </w:p>
-          <w:p>
-            <w:pPr>
-              <w:spacing w:after="0" w:line="240" w:lineRule="auto"/>
-              <w:rPr>
-                <w:rFonts w:ascii="Cambria" w:hAnsi="Cambria"/>
-                <w:b/>
-                <w:sz w:val="24"/>
-                <w:szCs w:val="24"/>
-              </w:rPr>
-            </w:pPr>
-            <w:r>
-              <w:rPr>
-                <w:rFonts w:ascii="Cambria" w:hAnsi="Cambria"/>
-                <w:b/>
-                <w:bCs/>
-                <w:szCs w:val="24"/>
-              </w:rPr>
-              <w:t>NIP: ${nip}</w:t>
+              <w:t>_____________________________</w:t>
+            </w:r>
+          </w:p>
+          <w:p>
+            <w:pPr>
+              <w:spacing w:after="0" w:line="240" w:lineRule="auto"/>
+              <w:rPr>
+                <w:rFonts w:ascii="Cambria" w:hAnsi="Cambria"/>
+                <w:b/>
+                <w:sz w:val="24"/>
+                <w:szCs w:val="24"/>
+              </w:rPr>
+            </w:pPr>
+            <w:r>
+              <w:rPr>
+                <w:rFonts w:ascii="Cambria" w:hAnsi="Cambria"/>
+                <w:b/>
+                <w:bCs/>
+                <w:szCs w:val="24"/>
+              </w:rPr>
+              <w:t>NIP</w:t>
             </w:r>
           </w:p>
         </w:tc>

--- a/template/pROPOSAL/Form. 302.3 TEMPLATE.docx
+++ b/template/pROPOSAL/Form. 302.3 TEMPLATE.docx
@@ -1012,7 +1012,7 @@
                 <w:szCs w:val="23"/>
                 <w:lang w:val="id-ID"/>
               </w:rPr>
-              <w:t xml:space="preserve"> ${rata_nilai}</w:t>
+              <w:t xml:space="preserve"> ${rata_nilai} (jumlah total dibagi 5)</w:t>
             </w:r>
             <w:r>
               <w:rPr>
